--- a/pr-preview/pr-16/chapters/colors.docx
+++ b/pr-preview/pr-16/chapters/colors.docx
@@ -15,7 +15,7 @@
         <w:pStyle w:val="Date"/>
       </w:pPr>
       <w:r>
-        <w:t xml:space="preserve">Last modified: 2026-10-22 15:21:24 (PDT)</w:t>
+        <w:t xml:space="preserve">Last modified: 2026-10-22 15:42:28 (PDT)</w:t>
       </w:r>
     </w:p>
     <w:bookmarkStart w:id="11" w:name="why-test-a-palette"/>
@@ -67,7 +67,7 @@
         <w:t xml:space="preserve"> </w:t>
       </w:r>
       <w:r>
-        <w:t xml:space="preserve">(Nowosad 2024)</w:t>
+        <w:t xml:space="preserve">(Nowosad 2025)</w:t>
       </w:r>
       <w:r>
         <w:t xml:space="preserve"> </w:t>
@@ -94,25 +94,31 @@
         <w:t xml:space="preserve"> </w:t>
       </w:r>
       <w:r>
-        <w:t xml:space="preserve">function returns the smallest distance between two colors of a palette,</w:t>
-      </w:r>
-      <w:r>
-        <w:t xml:space="preserve"> </w:t>
-      </w:r>
-      <w:r>
-        <w:t xml:space="preserve">under normal vision and under each simulated deficiency.</w:t>
-      </w:r>
-      <w:r>
-        <w:t xml:space="preserve"> </w:t>
-      </w:r>
-      <w:r>
-        <w:t xml:space="preserve">A smallest distance of about 10 or more means every pair is easy to tell apart.</w:t>
-      </w:r>
-      <w:r>
-        <w:t xml:space="preserve"> </w:t>
-      </w:r>
-      <w:r>
-        <w:t xml:space="preserve">Below that, some pair is hard to tell apart for some readers.</w:t>
+        <w:t xml:space="preserve">function returns the smallest distance between two colors of a palette, under normal vision and under each simulated deficiency.</w:t>
+      </w:r>
+      <w:r>
+        <w:t xml:space="preserve"> </w:t>
+      </w:r>
+      <w:r>
+        <w:t xml:space="preserve">As a rule of thumb, a smallest distance of about 10 or more means every pair is easy to tell apart.</w:t>
+      </w:r>
+      <w:r>
+        <w:t xml:space="preserve"> </w:t>
+      </w:r>
+      <w:r>
+        <w:t xml:space="preserve">This chapter uses that rule of thumb as its cutoff;</w:t>
+      </w:r>
+      <w:r>
+        <w:t xml:space="preserve"> </w:t>
+      </w:r>
+      <w:r>
+        <w:t xml:space="preserve">the package does not define one.</w:t>
+      </w:r>
+      <w:r>
+        <w:t xml:space="preserve"> </w:t>
+      </w:r>
+      <w:r>
+        <w:t xml:space="preserve">Below the cutoff, some pair is hard to tell apart for some readers.</w:t>
       </w:r>
     </w:p>
     <w:bookmarkStart w:id="10" w:name="exm-palette-comparison"/>
@@ -131,19 +137,7 @@
         <w:t xml:space="preserve"> </w:t>
       </w:r>
       <w:r>
-        <w:t xml:space="preserve">This example computes, for each palette and number of groups,</w:t>
-      </w:r>
-      <w:r>
-        <w:t xml:space="preserve"> </w:t>
-      </w:r>
-      <w:r>
-        <w:t xml:space="preserve">the smallest distance between two colors under the worst of the three simulated deficiencies</w:t>
-      </w:r>
-      <w:r>
-        <w:t xml:space="preserve"> </w:t>
-      </w:r>
-      <w:r>
-        <w:t xml:space="preserve">(deuteranopia, protanopia and tritanopia).</w:t>
+        <w:t xml:space="preserve">This example computes, for each palette and number of groups, the smallest distance between two colors under the worst of the three simulated deficiencies (deuteranopia, protanopia and tritanopia).</w:t>
       </w:r>
       <w:r>
         <w:t xml:space="preserve"> </w:t>
@@ -1720,7 +1714,19 @@
         <w:rPr>
           <w:rStyle w:val="NormalTok"/>
         </w:rPr>
-        <w:t xml:space="preserve">(palettes[[palette]], groups)</w:t>
+        <w:t xml:space="preserve">(palettes[[</w:t>
+      </w:r>
+      <w:r>
+        <w:rPr>
+          <w:rStyle w:val="FunctionTok"/>
+        </w:rPr>
+        <w:t xml:space="preserve">as.character</w:t>
+      </w:r>
+      <w:r>
+        <w:rPr>
+          <w:rStyle w:val="NormalTok"/>
+        </w:rPr>
+        <w:t xml:space="preserve">(palette)]], groups)</w:t>
       </w:r>
       <w:r>
         <w:br/>
@@ -2523,6 +2529,23 @@
       <w:pPr>
         <w:pStyle w:val="BodyText"/>
       </w:pPr>
+      <w:hyperlink w:anchor="exm-palette-comparison">
+        <w:r>
+          <w:rPr>
+            <w:rStyle w:val="Hyperlink"/>
+          </w:rPr>
+          <w:t xml:space="preserve">Example 1</w:t>
+        </w:r>
+      </w:hyperlink>
+      <w:r>
+        <w:t xml:space="preserve"> </w:t>
+      </w:r>
+      <w:r>
+        <w:t xml:space="preserve">shows the results.</w:t>
+      </w:r>
+      <w:r>
+        <w:t xml:space="preserve"> </w:t>
+      </w:r>
       <w:r>
         <w:t xml:space="preserve">The Okabe-Ito palette</w:t>
       </w:r>
@@ -2536,13 +2559,7 @@
         <w:t xml:space="preserve"> </w:t>
       </w:r>
       <w:r>
-        <w:t xml:space="preserve">stays above 10 for all 7 of its colors,</w:t>
-      </w:r>
-      <w:r>
-        <w:t xml:space="preserve"> </w:t>
-      </w:r>
-      <w:r>
-        <w:t xml:space="preserve">and with 10 groups no palette tested reaches 10.</w:t>
+        <w:t xml:space="preserve">stays above 10 for all 7 of its colors, and with 10 groups no palette tested reaches 10.</w:t>
       </w:r>
       <w:r>
         <w:t xml:space="preserve"> </w:t>
@@ -2554,13 +2571,7 @@
         <w:t xml:space="preserve"> </w:t>
       </w:r>
       <w:r>
-        <w:t xml:space="preserve">The viridis palette scores well for 3 and 5 groups, but it is a sequential palette,</w:t>
-      </w:r>
-      <w:r>
-        <w:t xml:space="preserve"> </w:t>
-      </w:r>
-      <w:r>
-        <w:t xml:space="preserve">so its neighboring colors look alike when the groups have no order.</w:t>
+        <w:t xml:space="preserve">The viridis palette scores well for 3 and 5 groups, but it is a sequential palette, so its neighboring colors look alike when the groups have no order.</w:t>
       </w:r>
       <w:r>
         <w:t xml:space="preserve"> </w:t>
@@ -2606,7 +2617,7 @@
       </w:r>
     </w:p>
     <w:bookmarkEnd w:id="11"/>
-    <w:bookmarkStart w:id="17" w:name="what-to-do-with-many-groups"/>
+    <w:bookmarkStart w:id="18" w:name="what-to-do-with-many-groups"/>
     <w:p>
       <w:pPr>
         <w:pStyle w:val="Heading2"/>
@@ -2620,7 +2631,7 @@
         <w:pStyle w:val="FirstParagraph"/>
       </w:pPr>
       <w:r>
-        <w:t xml:space="preserve">With more than 7 groups, no tested palette keeps every pair easy to tell apart.</w:t>
+        <w:t xml:space="preserve">With 10 groups, no tested palette keeps every pair easy to tell apart, and the table does not test 8 or 9 groups.</w:t>
       </w:r>
       <w:r>
         <w:t xml:space="preserve"> </w:t>
@@ -2670,13 +2681,13 @@
         <w:t xml:space="preserve"> </w:t>
       </w:r>
       <w:r>
-        <w:t xml:space="preserve">palette gives up to 12 colors,</w:t>
-      </w:r>
-      <w:r>
-        <w:t xml:space="preserve"> </w:t>
-      </w:r>
-      <w:r>
-        <w:t xml:space="preserve">which makes it the fallback when a figure needs more than 7 groups.</w:t>
+        <w:t xml:space="preserve">palette gives up to 12 colors, so it is the fallback when a figure needs more than 7 groups.</w:t>
+      </w:r>
+      <w:r>
+        <w:t xml:space="preserve"> </w:t>
+      </w:r>
+      <w:r>
+        <w:t xml:space="preserve">Its smallest distance is about 5 to 6 at every size in the table, which is below the cutoff, so it is a fallback and not a recommendation.</w:t>
       </w:r>
       <w:r>
         <w:t xml:space="preserve"> </w:t>
@@ -2687,27 +2698,41 @@
       <w:r>
         <w:t xml:space="preserve"> </w:t>
       </w:r>
-      <w:r>
-        <w:rPr>
-          <w:rStyle w:val="VerbatimChar"/>
-        </w:rPr>
-        <w:t xml:space="preserve">fxtas</w:t>
-      </w:r>
-      <w:r>
-        <w:t xml:space="preserve"> </w:t>
-      </w:r>
-      <w:r>
-        <w:t xml:space="preserve">package uses it for biomarker groups.</w:t>
+      <w:hyperlink r:id="rId12">
+        <w:r>
+          <w:rPr>
+            <w:rStyle w:val="VerbatimChar"/>
+          </w:rPr>
+          <w:t xml:space="preserve">fxtas</w:t>
+        </w:r>
+        <w:r>
+          <w:rPr>
+            <w:rStyle w:val="Hyperlink"/>
+          </w:rPr>
+          <w:t xml:space="preserve"> </w:t>
+        </w:r>
+        <w:r>
+          <w:rPr>
+            <w:rStyle w:val="Hyperlink"/>
+          </w:rPr>
+          <w:t xml:space="preserve">package</w:t>
+        </w:r>
+      </w:hyperlink>
+      <w:r>
+        <w:t xml:space="preserve"> </w:t>
+      </w:r>
+      <w:r>
+        <w:t xml:space="preserve">uses it for its biomarker groups.</w:t>
       </w:r>
     </w:p>
-    <w:bookmarkStart w:id="16" w:name="refs"/>
-    <w:bookmarkStart w:id="13" w:name="ref-colorblindcheck"/>
+    <w:bookmarkStart w:id="17" w:name="refs"/>
+    <w:bookmarkStart w:id="14" w:name="ref-colorblindcheck"/>
     <w:p>
       <w:pPr>
         <w:pStyle w:val="Bibliography"/>
       </w:pPr>
       <w:r>
-        <w:t xml:space="preserve">Nowosad, Jakub. 2024.</w:t>
+        <w:t xml:space="preserve">Nowosad, Jakub. 2025.</w:t>
       </w:r>
       <w:r>
         <w:t xml:space="preserve"> </w:t>
@@ -2725,7 +2750,7 @@
       <w:r>
         <w:t xml:space="preserve"> </w:t>
       </w:r>
-      <w:hyperlink r:id="rId12">
+      <w:hyperlink r:id="rId13">
         <w:r>
           <w:rPr>
             <w:rStyle w:val="Hyperlink"/>
@@ -2737,8 +2762,8 @@
         <w:t xml:space="preserve">.</w:t>
       </w:r>
     </w:p>
-    <w:bookmarkEnd w:id="13"/>
-    <w:bookmarkStart w:id="15" w:name="ref-okabe2008"/>
+    <w:bookmarkEnd w:id="14"/>
+    <w:bookmarkStart w:id="16" w:name="ref-okabe2008"/>
     <w:p>
       <w:pPr>
         <w:pStyle w:val="Bibliography"/>
@@ -2762,7 +2787,7 @@
       <w:r>
         <w:t xml:space="preserve"> </w:t>
       </w:r>
-      <w:hyperlink r:id="rId14">
+      <w:hyperlink r:id="rId15">
         <w:r>
           <w:rPr>
             <w:rStyle w:val="Hyperlink"/>
@@ -2774,9 +2799,9 @@
         <w:t xml:space="preserve">.</w:t>
       </w:r>
     </w:p>
-    <w:bookmarkEnd w:id="15"/>
     <w:bookmarkEnd w:id="16"/>
     <w:bookmarkEnd w:id="17"/>
+    <w:bookmarkEnd w:id="18"/>
     <w:sectPr>
       <w:footnotePr>
         <w:numRestart w:val="eachSect"/>

--- a/pr-preview/pr-16/chapters/colors.docx
+++ b/pr-preview/pr-16/chapters/colors.docx
@@ -15,7 +15,7 @@
         <w:pStyle w:val="Date"/>
       </w:pPr>
       <w:r>
-        <w:t xml:space="preserve">Last modified: 2026-10-22 15:42:28 (PDT)</w:t>
+        <w:t xml:space="preserve">Last modified: 2026-10-22 15:55:46 (PDT)</w:t>
       </w:r>
     </w:p>
     <w:bookmarkStart w:id="11" w:name="why-test-a-palette"/>
@@ -24,7 +24,7 @@
         <w:pStyle w:val="Heading2"/>
       </w:pPr>
       <w:r>
-        <w:t xml:space="preserve">1 Why test a palette</w:t>
+        <w:t xml:space="preserve">0.1 Why test a palette</w:t>
       </w:r>
     </w:p>
     <w:p>
@@ -2617,13 +2617,13 @@
       </w:r>
     </w:p>
     <w:bookmarkEnd w:id="11"/>
-    <w:bookmarkStart w:id="18" w:name="what-to-do-with-many-groups"/>
+    <w:bookmarkStart w:id="13" w:name="what-to-do-with-many-groups"/>
     <w:p>
       <w:pPr>
         <w:pStyle w:val="Heading2"/>
       </w:pPr>
       <w:r>
-        <w:t xml:space="preserve">2 What to do with many groups</w:t>
+        <w:t xml:space="preserve">0.2 What to do with many groups</w:t>
       </w:r>
     </w:p>
     <w:p>
@@ -2725,8 +2725,18 @@
         <w:t xml:space="preserve">uses it for its biomarker groups.</w:t>
       </w:r>
     </w:p>
-    <w:bookmarkStart w:id="17" w:name="refs"/>
-    <w:bookmarkStart w:id="14" w:name="ref-colorblindcheck"/>
+    <w:bookmarkEnd w:id="13"/>
+    <w:bookmarkStart w:id="19" w:name="references"/>
+    <w:p>
+      <w:pPr>
+        <w:pStyle w:val="Heading1"/>
+      </w:pPr>
+      <w:r>
+        <w:t xml:space="preserve">References</w:t>
+      </w:r>
+    </w:p>
+    <w:bookmarkStart w:id="18" w:name="refs"/>
+    <w:bookmarkStart w:id="15" w:name="ref-colorblindcheck"/>
     <w:p>
       <w:pPr>
         <w:pStyle w:val="Bibliography"/>
@@ -2750,7 +2760,7 @@
       <w:r>
         <w:t xml:space="preserve"> </w:t>
       </w:r>
-      <w:hyperlink r:id="rId13">
+      <w:hyperlink r:id="rId14">
         <w:r>
           <w:rPr>
             <w:rStyle w:val="Hyperlink"/>
@@ -2762,8 +2772,8 @@
         <w:t xml:space="preserve">.</w:t>
       </w:r>
     </w:p>
-    <w:bookmarkEnd w:id="14"/>
-    <w:bookmarkStart w:id="16" w:name="ref-okabe2008"/>
+    <w:bookmarkEnd w:id="15"/>
+    <w:bookmarkStart w:id="17" w:name="ref-okabe2008"/>
     <w:p>
       <w:pPr>
         <w:pStyle w:val="Bibliography"/>
@@ -2787,7 +2797,7 @@
       <w:r>
         <w:t xml:space="preserve"> </w:t>
       </w:r>
-      <w:hyperlink r:id="rId15">
+      <w:hyperlink r:id="rId16">
         <w:r>
           <w:rPr>
             <w:rStyle w:val="Hyperlink"/>
@@ -2799,9 +2809,9 @@
         <w:t xml:space="preserve">.</w:t>
       </w:r>
     </w:p>
-    <w:bookmarkEnd w:id="16"/>
     <w:bookmarkEnd w:id="17"/>
     <w:bookmarkEnd w:id="18"/>
+    <w:bookmarkEnd w:id="19"/>
     <w:sectPr>
       <w:footnotePr>
         <w:numRestart w:val="eachSect"/>
